--- a/week14/报告书.docx
+++ b/week14/报告书.docx
@@ -374,7 +374,7 @@
           <w:noProof/>
         </w:rPr>
         <w:drawing>
-          <wp:inline distT="0" distB="0" distL="0" distR="0" wp14:anchorId="32A36BC9" wp14:editId="49F56044">
+          <wp:inline distT="0" distB="0" distL="0" distR="0" wp14:anchorId="32A36BC9" wp14:editId="6982586F">
             <wp:extent cx="3530464" cy="3524085"/>
             <wp:effectExtent l="0" t="0" r="0" b="635"/>
             <wp:docPr id="302542581" name="图片 2"/>
@@ -491,9 +491,6 @@
     <w:p>
       <w:pPr>
         <w:pStyle w:val="a9"/>
-        <w:rPr>
-          <w:rFonts w:hint="eastAsia"/>
-        </w:rPr>
       </w:pPr>
       <w:r>
         <w:rPr>
@@ -574,7 +571,6 @@
       <w:pPr>
         <w:widowControl/>
         <w:rPr>
-          <w:rFonts w:hint="eastAsia"/>
           <w:b/>
           <w:bCs/>
           <w:sz w:val="36"/>
@@ -749,7 +745,6 @@
     <w:p>
       <w:pPr>
         <w:rPr>
-          <w:rFonts w:hint="eastAsia"/>
           <w:b/>
           <w:bCs/>
           <w:sz w:val="24"/>
@@ -776,6 +771,7 @@
       </w:pPr>
       <w:r>
         <w:rPr>
+          <w:noProof/>
           <w:sz w:val="24"/>
           <w:szCs w:val="28"/>
         </w:rPr>
@@ -842,11 +838,6 @@
       </w:r>
     </w:p>
     <w:p>
-      <w:pPr>
-        <w:rPr>
-          <w:rFonts w:hint="eastAsia"/>
-        </w:rPr>
-      </w:pPr>
       <w:r>
         <w:rPr>
           <w:rFonts w:hint="eastAsia"/>
@@ -856,6 +847,9 @@
     </w:p>
     <w:p>
       <w:r>
+        <w:rPr>
+          <w:noProof/>
+        </w:rPr>
         <w:drawing>
           <wp:inline distT="0" distB="0" distL="0" distR="0" wp14:anchorId="6E1B7371" wp14:editId="2E2897D5">
             <wp:extent cx="2476627" cy="349268"/>
@@ -904,6 +898,9 @@
         <w:t>重置函数中关闭自动模式</w:t>
       </w:r>
       <w:r>
+        <w:rPr>
+          <w:noProof/>
+        </w:rPr>
         <w:drawing>
           <wp:inline distT="0" distB="0" distL="0" distR="0" wp14:anchorId="0BA9A859" wp14:editId="3997530B">
             <wp:extent cx="5274310" cy="3970020"/>
@@ -973,7 +970,6 @@
     <w:p>
       <w:pPr>
         <w:rPr>
-          <w:rFonts w:hint="eastAsia"/>
           <w:b/>
           <w:bCs/>
           <w:sz w:val="28"/>
@@ -1058,10 +1054,56 @@
         </w:rPr>
         <w:t>(1)</w:t>
       </w:r>
-    </w:p>
-    <w:p/>
-    <w:p/>
-    <w:p/>
+      <w:r>
+        <w:rPr>
+          <w:rFonts w:hint="eastAsia"/>
+        </w:rPr>
+        <w:t xml:space="preserve"> </w:t>
+      </w:r>
+      <w:hyperlink r:id="rId15" w:history="1">
+        <w:r>
+          <w:rPr>
+            <w:rStyle w:val="ae"/>
+          </w:rPr>
+          <w:t>https://github.com/shizhuanjun/ai-robot-JIN-JIAHAO/blob/main/week14/vid/video.mp4</w:t>
+        </w:r>
+      </w:hyperlink>
+    </w:p>
+    <w:p>
+      <w:r>
+        <w:rPr>
+          <w:rFonts w:hint="eastAsia"/>
+        </w:rPr>
+        <w:t xml:space="preserve">(2) </w:t>
+      </w:r>
+      <w:hyperlink r:id="rId16" w:history="1">
+        <w:r>
+          <w:rPr>
+            <w:rStyle w:val="ae"/>
+          </w:rPr>
+          <w:t>https://drive.google.com/f</w:t>
+        </w:r>
+        <w:r>
+          <w:rPr>
+            <w:rStyle w:val="ae"/>
+          </w:rPr>
+          <w:t>i</w:t>
+        </w:r>
+        <w:r>
+          <w:rPr>
+            <w:rStyle w:val="ae"/>
+          </w:rPr>
+          <w:t>le/d/1vSI2046fOjWhKZZy2QWAJKxbVQsvop2t/view?usp=drive_link</w:t>
+        </w:r>
+      </w:hyperlink>
+    </w:p>
+    <w:p>
+      <w:pPr>
+        <w:rPr>
+          <w:rFonts w:hint="eastAsia"/>
+        </w:rPr>
+      </w:pPr>
+    </w:p>
     <w:p>
       <w:r>
         <w:rPr>
@@ -1071,11 +1113,6 @@
       </w:r>
     </w:p>
     <w:p>
-      <w:pPr>
-        <w:rPr>
-          <w:rFonts w:hint="eastAsia"/>
-        </w:rPr>
-      </w:pPr>
       <w:proofErr w:type="gramStart"/>
       <w:r>
         <w:rPr>
@@ -1805,6 +1842,7 @@
   <w:style w:type="character" w:default="1" w:styleId="a0">
     <w:name w:val="Default Paragraph Font"/>
     <w:uiPriority w:val="1"/>
+    <w:semiHidden/>
     <w:unhideWhenUsed/>
   </w:style>
   <w:style w:type="table" w:default="1" w:styleId="a1">
@@ -2119,6 +2157,41 @@
       <w:smallCaps/>
       <w:color w:val="0F4761" w:themeColor="accent1" w:themeShade="BF"/>
       <w:spacing w:val="5"/>
+    </w:rPr>
+  </w:style>
+  <w:style w:type="character" w:styleId="ae">
+    <w:name w:val="Hyperlink"/>
+    <w:basedOn w:val="a0"/>
+    <w:uiPriority w:val="99"/>
+    <w:unhideWhenUsed/>
+    <w:rsid w:val="000E39CB"/>
+    <w:rPr>
+      <w:color w:val="467886" w:themeColor="hyperlink"/>
+      <w:u w:val="single"/>
+    </w:rPr>
+  </w:style>
+  <w:style w:type="character" w:styleId="af">
+    <w:name w:val="Unresolved Mention"/>
+    <w:basedOn w:val="a0"/>
+    <w:uiPriority w:val="99"/>
+    <w:semiHidden/>
+    <w:unhideWhenUsed/>
+    <w:rsid w:val="000E39CB"/>
+    <w:rPr>
+      <w:color w:val="605E5C"/>
+      <w:shd w:val="clear" w:color="auto" w:fill="E1DFDD"/>
+    </w:rPr>
+  </w:style>
+  <w:style w:type="character" w:styleId="af0">
+    <w:name w:val="FollowedHyperlink"/>
+    <w:basedOn w:val="a0"/>
+    <w:uiPriority w:val="99"/>
+    <w:semiHidden/>
+    <w:unhideWhenUsed/>
+    <w:rsid w:val="000E39CB"/>
+    <w:rPr>
+      <w:color w:val="96607D" w:themeColor="followedHyperlink"/>
+      <w:u w:val="single"/>
     </w:rPr>
   </w:style>
 </w:styles>
